--- a/TátraiLevente13A.docx
+++ b/TátraiLevente13A.docx
@@ -384,32 +384,23 @@
           <w:rFonts w:ascii="Times New Roman" w:hAnsi="Times New Roman" w:cs="Times New Roman"/>
         </w:rPr>
       </w:pPr>
-    </w:p>
-    <w:p>
-      <w:pPr>
-        <w:spacing w:line="360" w:lineRule="auto"/>
-        <w:jc w:val="both"/>
-        <w:rPr>
-          <w:rFonts w:ascii="Times New Roman" w:hAnsi="Times New Roman" w:cs="Times New Roman"/>
-        </w:rPr>
-      </w:pPr>
-      <w:r>
-        <w:rPr>
-          <w:rFonts w:ascii="Times New Roman" w:hAnsi="Times New Roman" w:cs="Times New Roman"/>
-        </w:rPr>
-        <w:t xml:space="preserve">Projekt </w:t>
-      </w:r>
-      <w:r>
-        <w:rPr>
-          <w:rFonts w:ascii="Times New Roman" w:hAnsi="Times New Roman" w:cs="Times New Roman"/>
-        </w:rPr>
-        <w:t>Github</w:t>
-      </w:r>
-      <w:r>
-        <w:rPr>
-          <w:rFonts w:ascii="Times New Roman" w:hAnsi="Times New Roman" w:cs="Times New Roman"/>
-        </w:rPr>
-        <w:t>-link</w:t>
+      <w:r>
+        <w:rPr>
+          <w:rFonts w:ascii="Times New Roman" w:hAnsi="Times New Roman" w:cs="Times New Roman"/>
+        </w:rPr>
+        <w:t>Projekt Github-link</w:t>
+      </w:r>
+      <w:r>
+        <w:rPr>
+          <w:rFonts w:ascii="Times New Roman" w:hAnsi="Times New Roman" w:cs="Times New Roman"/>
+        </w:rPr>
+        <w:t>ek</w:t>
+      </w:r>
+      <w:r>
+        <w:rPr>
+          <w:rFonts w:ascii="Times New Roman" w:hAnsi="Times New Roman" w:cs="Times New Roman"/>
+        </w:rPr>
+        <w:t>ek</w:t>
       </w:r>
       <w:r>
         <w:rPr>
@@ -422,9 +413,6 @@
       <w:pPr>
         <w:spacing w:line="360" w:lineRule="auto"/>
         <w:jc w:val="both"/>
-        <w:rPr>
-          <w:rFonts w:ascii="Times New Roman" w:hAnsi="Times New Roman" w:cs="Times New Roman"/>
-        </w:rPr>
       </w:pPr>
       <w:hyperlink r:id="rId4" w:history="1">
         <w:r>
@@ -444,40 +432,76 @@
           <w:rFonts w:ascii="Times New Roman" w:hAnsi="Times New Roman" w:cs="Times New Roman"/>
         </w:rPr>
       </w:pPr>
-      <w:r>
-        <w:rPr>
-          <w:rFonts w:ascii="Times New Roman" w:hAnsi="Times New Roman" w:cs="Times New Roman"/>
-        </w:rPr>
-        <w:t xml:space="preserve">Projekt </w:t>
-      </w:r>
-      <w:r>
-        <w:rPr>
-          <w:rFonts w:ascii="Times New Roman" w:hAnsi="Times New Roman" w:cs="Times New Roman"/>
-        </w:rPr>
-        <w:t>Trello</w:t>
-      </w:r>
-      <w:r>
-        <w:rPr>
-          <w:rFonts w:ascii="Times New Roman" w:hAnsi="Times New Roman" w:cs="Times New Roman"/>
-        </w:rPr>
-        <w:t>-link</w:t>
-      </w:r>
-      <w:r>
-        <w:rPr>
-          <w:rFonts w:ascii="Times New Roman" w:hAnsi="Times New Roman" w:cs="Times New Roman"/>
-        </w:rPr>
-        <w:t>:</w:t>
-      </w:r>
-    </w:p>
-    <w:p>
-      <w:pPr>
-        <w:spacing w:line="360" w:lineRule="auto"/>
-        <w:jc w:val="both"/>
-        <w:rPr>
-          <w:rFonts w:ascii="Times New Roman" w:hAnsi="Times New Roman" w:cs="Times New Roman"/>
-        </w:rPr>
-      </w:pPr>
       <w:hyperlink r:id="rId5" w:history="1">
+        <w:r>
+          <w:rPr>
+            <w:rStyle w:val="Hiperhivatkozs"/>
+            <w:rFonts w:ascii="Times New Roman" w:hAnsi="Times New Roman" w:cs="Times New Roman"/>
+          </w:rPr>
+          <w:t>https://github.com/SzabolcsBodi756/Arcade-Mania-adatbazis</w:t>
+        </w:r>
+      </w:hyperlink>
+    </w:p>
+    <w:p>
+      <w:pPr>
+        <w:spacing w:line="360" w:lineRule="auto"/>
+        <w:jc w:val="both"/>
+        <w:rPr>
+          <w:rFonts w:ascii="Times New Roman" w:hAnsi="Times New Roman" w:cs="Times New Roman"/>
+        </w:rPr>
+      </w:pPr>
+      <w:hyperlink r:id="rId6" w:history="1">
+        <w:r>
+          <w:rPr>
+            <w:rStyle w:val="Hiperhivatkozs"/>
+            <w:rFonts w:ascii="Times New Roman" w:hAnsi="Times New Roman" w:cs="Times New Roman"/>
+          </w:rPr>
+          <w:t>https://github.com/SzabolcsBodi756/Arcade-Mania-backend</w:t>
+        </w:r>
+      </w:hyperlink>
+    </w:p>
+    <w:p>
+      <w:pPr>
+        <w:spacing w:line="360" w:lineRule="auto"/>
+        <w:jc w:val="both"/>
+        <w:rPr>
+          <w:rFonts w:ascii="Times New Roman" w:hAnsi="Times New Roman" w:cs="Times New Roman"/>
+        </w:rPr>
+      </w:pPr>
+      <w:hyperlink r:id="rId7" w:history="1">
+        <w:r>
+          <w:rPr>
+            <w:rStyle w:val="Hiperhivatkozs"/>
+            <w:rFonts w:ascii="Times New Roman" w:hAnsi="Times New Roman" w:cs="Times New Roman"/>
+          </w:rPr>
+          <w:t>https://github.com/SzabolcsBodi756/Arcade-Mania-frontend</w:t>
+        </w:r>
+      </w:hyperlink>
+    </w:p>
+    <w:p>
+      <w:pPr>
+        <w:spacing w:line="360" w:lineRule="auto"/>
+        <w:jc w:val="both"/>
+        <w:rPr>
+          <w:rFonts w:ascii="Times New Roman" w:hAnsi="Times New Roman" w:cs="Times New Roman"/>
+        </w:rPr>
+      </w:pPr>
+      <w:r>
+        <w:rPr>
+          <w:rFonts w:ascii="Times New Roman" w:hAnsi="Times New Roman" w:cs="Times New Roman"/>
+        </w:rPr>
+        <w:t>Projekt Trello-link:</w:t>
+      </w:r>
+    </w:p>
+    <w:p>
+      <w:pPr>
+        <w:spacing w:line="360" w:lineRule="auto"/>
+        <w:jc w:val="both"/>
+        <w:rPr>
+          <w:rFonts w:ascii="Times New Roman" w:hAnsi="Times New Roman" w:cs="Times New Roman"/>
+        </w:rPr>
+      </w:pPr>
+      <w:hyperlink r:id="rId8" w:history="1">
         <w:r>
           <w:rPr>
             <w:rStyle w:val="Hiperhivatkozs"/>

--- a/TátraiLevente13A.docx
+++ b/TátraiLevente13A.docx
@@ -13,17 +13,39 @@
       <w:r>
         <w:rPr>
           <w:rFonts w:ascii="Times New Roman" w:hAnsi="Times New Roman" w:cs="Times New Roman"/>
-        </w:rPr>
-        <w:t xml:space="preserve">Projektnév: </w:t>
-      </w:r>
-      <w:r>
-        <w:rPr>
-          <w:rFonts w:ascii="Times New Roman" w:hAnsi="Times New Roman" w:cs="Times New Roman"/>
-          <w:b/>
-          <w:bCs/>
-        </w:rPr>
-        <w:t>Arcade Mania</w:t>
-      </w:r>
+          <w:b/>
+          <w:bCs/>
+        </w:rPr>
+        <w:t>Projektnév:</w:t>
+      </w:r>
+      <w:r>
+        <w:rPr>
+          <w:rFonts w:ascii="Times New Roman" w:hAnsi="Times New Roman" w:cs="Times New Roman"/>
+        </w:rPr>
+        <w:t xml:space="preserve"> </w:t>
+      </w:r>
+      <w:proofErr w:type="spellStart"/>
+      <w:r>
+        <w:rPr>
+          <w:rFonts w:ascii="Times New Roman" w:hAnsi="Times New Roman" w:cs="Times New Roman"/>
+        </w:rPr>
+        <w:t>Arcade</w:t>
+      </w:r>
+      <w:proofErr w:type="spellEnd"/>
+      <w:r>
+        <w:rPr>
+          <w:rFonts w:ascii="Times New Roman" w:hAnsi="Times New Roman" w:cs="Times New Roman"/>
+        </w:rPr>
+        <w:t xml:space="preserve"> </w:t>
+      </w:r>
+      <w:proofErr w:type="spellStart"/>
+      <w:r>
+        <w:rPr>
+          <w:rFonts w:ascii="Times New Roman" w:hAnsi="Times New Roman" w:cs="Times New Roman"/>
+        </w:rPr>
+        <w:t>Mania</w:t>
+      </w:r>
+      <w:proofErr w:type="spellEnd"/>
     </w:p>
     <w:p>
       <w:pPr>
@@ -36,32 +58,16 @@
       <w:r>
         <w:rPr>
           <w:rFonts w:ascii="Times New Roman" w:hAnsi="Times New Roman" w:cs="Times New Roman"/>
-        </w:rPr>
-        <w:t xml:space="preserve">Projekt készítői: </w:t>
-      </w:r>
-      <w:r>
-        <w:rPr>
-          <w:rFonts w:ascii="Times New Roman" w:hAnsi="Times New Roman" w:cs="Times New Roman"/>
-          <w:b/>
-          <w:bCs/>
-        </w:rPr>
-        <w:t>Bódi Szabolcs, Oravecz Ádám József, Tátrai</w:t>
-      </w:r>
-      <w:r>
-        <w:rPr>
-          <w:rFonts w:ascii="Times New Roman" w:hAnsi="Times New Roman" w:cs="Times New Roman"/>
-          <w:b/>
-          <w:bCs/>
-        </w:rPr>
-        <w:t xml:space="preserve"> L</w:t>
-      </w:r>
-      <w:r>
-        <w:rPr>
-          <w:rFonts w:ascii="Times New Roman" w:hAnsi="Times New Roman" w:cs="Times New Roman"/>
-          <w:b/>
-          <w:bCs/>
-        </w:rPr>
-        <w:t>evente</w:t>
+          <w:b/>
+          <w:bCs/>
+        </w:rPr>
+        <w:t>Projekt készítői:</w:t>
+      </w:r>
+      <w:r>
+        <w:rPr>
+          <w:rFonts w:ascii="Times New Roman" w:hAnsi="Times New Roman" w:cs="Times New Roman"/>
+        </w:rPr>
+        <w:t xml:space="preserve"> Bódi Szabolcs, Oravecz Ádám József, Tátrai Levente</w:t>
       </w:r>
     </w:p>
     <w:p>
@@ -70,13 +76,17 @@
         <w:jc w:val="both"/>
         <w:rPr>
           <w:rFonts w:ascii="Times New Roman" w:hAnsi="Times New Roman" w:cs="Times New Roman"/>
+          <w:b/>
+          <w:bCs/>
         </w:rPr>
       </w:pPr>
       <w:r>
         <w:rPr>
           <w:rFonts w:ascii="Times New Roman" w:hAnsi="Times New Roman" w:cs="Times New Roman"/>
-        </w:rPr>
-        <w:t>A projekt fő célja röviden:</w:t>
+          <w:b/>
+          <w:bCs/>
+        </w:rPr>
+        <w:t>Jelszavak/hozzáférések:</w:t>
       </w:r>
     </w:p>
     <w:p>
@@ -91,49 +101,35 @@
         <w:rPr>
           <w:rFonts w:ascii="Times New Roman" w:hAnsi="Times New Roman" w:cs="Times New Roman"/>
         </w:rPr>
-        <w:t>Az Arcade Mania egy webalapú arcade játékplatform</w:t>
-      </w:r>
-      <w:r>
-        <w:rPr>
-          <w:rFonts w:ascii="Times New Roman" w:hAnsi="Times New Roman" w:cs="Times New Roman"/>
-        </w:rPr>
-        <w:t>, amelyet a „y8” online játékplatform ihletett</w:t>
-      </w:r>
-      <w:r>
-        <w:rPr>
-          <w:rFonts w:ascii="Times New Roman" w:hAnsi="Times New Roman" w:cs="Times New Roman"/>
-        </w:rPr>
-        <w:t xml:space="preserve">. </w:t>
-      </w:r>
-      <w:r>
-        <w:rPr>
-          <w:rFonts w:ascii="Times New Roman" w:hAnsi="Times New Roman" w:cs="Times New Roman"/>
-        </w:rPr>
-        <w:t xml:space="preserve">A projekt elsődleges célja egy átlátható, jól strukturált, tanulási célú full-stack </w:t>
-      </w:r>
-      <w:r>
-        <w:rPr>
-          <w:rFonts w:ascii="Times New Roman" w:hAnsi="Times New Roman" w:cs="Times New Roman"/>
-        </w:rPr>
-        <w:t xml:space="preserve">projekt </w:t>
-      </w:r>
-      <w:r>
-        <w:rPr>
-          <w:rFonts w:ascii="Times New Roman" w:hAnsi="Times New Roman" w:cs="Times New Roman"/>
-        </w:rPr>
-        <w:t xml:space="preserve"> </w:t>
-      </w:r>
-      <w:r>
-        <w:rPr>
-          <w:rFonts w:ascii="Times New Roman" w:hAnsi="Times New Roman" w:cs="Times New Roman"/>
-        </w:rPr>
-        <w:t>valamint,</w:t>
-      </w:r>
-      <w:r>
-        <w:rPr>
-          <w:rFonts w:ascii="Times New Roman" w:hAnsi="Times New Roman" w:cs="Times New Roman"/>
-        </w:rPr>
-        <w:t xml:space="preserve"> egy olyan rendszer megvalósítása, amely:</w:t>
+        <w:t xml:space="preserve">Alapvetően a frontend hivatott az új felhasználók létrehozására, de a frontend csak „User” típusú felhasználókat képes létrehozni. Ahhoz, hogy az admin felületre be lehessen lépni az adatbázisban elhelyeztünk egy „Admin” szerepkörrel rendelkező felhasználót is. Ennek a felhasználónak a neve „admin”  és a hozzá tartozó jelszó is „admin”. A </w:t>
+      </w:r>
+      <w:proofErr w:type="spellStart"/>
+      <w:r>
+        <w:rPr>
+          <w:rFonts w:ascii="Times New Roman" w:hAnsi="Times New Roman" w:cs="Times New Roman"/>
+        </w:rPr>
+        <w:t>selenium</w:t>
+      </w:r>
+      <w:proofErr w:type="spellEnd"/>
+      <w:r>
+        <w:rPr>
+          <w:rFonts w:ascii="Times New Roman" w:hAnsi="Times New Roman" w:cs="Times New Roman"/>
+        </w:rPr>
+        <w:t xml:space="preserve"> teszthez, frontend bejelentkezéshez és az admin WPF panel bejelentkezéshez ez a felhasználó használható. Ennek az admin felhasználónak a segítségével a </w:t>
+      </w:r>
+      <w:proofErr w:type="spellStart"/>
+      <w:r>
+        <w:rPr>
+          <w:rFonts w:ascii="Times New Roman" w:hAnsi="Times New Roman" w:cs="Times New Roman"/>
+        </w:rPr>
+        <w:t>kletöltés</w:t>
+      </w:r>
+      <w:proofErr w:type="spellEnd"/>
+      <w:r>
+        <w:rPr>
+          <w:rFonts w:ascii="Times New Roman" w:hAnsi="Times New Roman" w:cs="Times New Roman"/>
+        </w:rPr>
+        <w:t xml:space="preserve"> után azonnal futtatható/tesztelhető/használható az egész projekt. A további felhasználókat a frontend segítségével lehet létrehozni regisztráció útján, vagy az admin felületen keresztül bejelentkezés után.</w:t>
       </w:r>
     </w:p>
     <w:p>
@@ -142,13 +138,53 @@
         <w:jc w:val="both"/>
         <w:rPr>
           <w:rFonts w:ascii="Times New Roman" w:hAnsi="Times New Roman" w:cs="Times New Roman"/>
+          <w:b/>
+          <w:bCs/>
         </w:rPr>
       </w:pPr>
       <w:r>
         <w:rPr>
           <w:rFonts w:ascii="Times New Roman" w:hAnsi="Times New Roman" w:cs="Times New Roman"/>
-        </w:rPr>
-        <w:t>- bemutatja a frontend–backend–adatbázis szétválasztását,</w:t>
+          <w:b/>
+          <w:bCs/>
+        </w:rPr>
+        <w:t xml:space="preserve">Backend </w:t>
+      </w:r>
+      <w:proofErr w:type="spellStart"/>
+      <w:r>
+        <w:rPr>
+          <w:rFonts w:ascii="Times New Roman" w:hAnsi="Times New Roman" w:cs="Times New Roman"/>
+          <w:b/>
+          <w:bCs/>
+        </w:rPr>
+        <w:t>webAPI</w:t>
+      </w:r>
+      <w:proofErr w:type="spellEnd"/>
+      <w:r>
+        <w:rPr>
+          <w:rFonts w:ascii="Times New Roman" w:hAnsi="Times New Roman" w:cs="Times New Roman"/>
+          <w:b/>
+          <w:bCs/>
+        </w:rPr>
+        <w:t xml:space="preserve"> </w:t>
+      </w:r>
+      <w:proofErr w:type="spellStart"/>
+      <w:r>
+        <w:rPr>
+          <w:rFonts w:ascii="Times New Roman" w:hAnsi="Times New Roman" w:cs="Times New Roman"/>
+          <w:b/>
+          <w:bCs/>
+        </w:rPr>
+        <w:t>appsettings.json</w:t>
+      </w:r>
+      <w:proofErr w:type="spellEnd"/>
+      <w:r>
+        <w:rPr>
+          <w:rFonts w:ascii="Times New Roman" w:hAnsi="Times New Roman" w:cs="Times New Roman"/>
+          <w:b/>
+          <w:bCs/>
+        </w:rPr>
+        <w:t xml:space="preserve"> fájlban elvégzendő módosítások/hiányzó adatok:</w:t>
       </w:r>
     </w:p>
     <w:p>
@@ -159,11 +195,47 @@
           <w:rFonts w:ascii="Times New Roman" w:hAnsi="Times New Roman" w:cs="Times New Roman"/>
         </w:rPr>
       </w:pPr>
-      <w:r>
-        <w:rPr>
-          <w:rFonts w:ascii="Times New Roman" w:hAnsi="Times New Roman" w:cs="Times New Roman"/>
-        </w:rPr>
-        <w:t>- követi a modern webfejlesztési elveket,</w:t>
+      <w:proofErr w:type="spellStart"/>
+      <w:r>
+        <w:rPr>
+          <w:rFonts w:ascii="Times New Roman" w:hAnsi="Times New Roman" w:cs="Times New Roman"/>
+          <w:b/>
+          <w:bCs/>
+        </w:rPr>
+        <w:t>Connection</w:t>
+      </w:r>
+      <w:proofErr w:type="spellEnd"/>
+      <w:r>
+        <w:rPr>
+          <w:rFonts w:ascii="Times New Roman" w:hAnsi="Times New Roman" w:cs="Times New Roman"/>
+          <w:b/>
+          <w:bCs/>
+        </w:rPr>
+        <w:t xml:space="preserve"> </w:t>
+      </w:r>
+      <w:proofErr w:type="spellStart"/>
+      <w:r>
+        <w:rPr>
+          <w:rFonts w:ascii="Times New Roman" w:hAnsi="Times New Roman" w:cs="Times New Roman"/>
+          <w:b/>
+          <w:bCs/>
+        </w:rPr>
+        <w:t>string</w:t>
+      </w:r>
+      <w:proofErr w:type="spellEnd"/>
+      <w:r>
+        <w:rPr>
+          <w:rFonts w:ascii="Times New Roman" w:hAnsi="Times New Roman" w:cs="Times New Roman"/>
+          <w:b/>
+          <w:bCs/>
+        </w:rPr>
+        <w:t>:</w:t>
+      </w:r>
+      <w:r>
+        <w:rPr>
+          <w:rFonts w:ascii="Times New Roman" w:hAnsi="Times New Roman" w:cs="Times New Roman"/>
+        </w:rPr>
+        <w:t xml:space="preserve"> „server=localhost;database=arcade_mania_datas;user=root;password=”</w:t>
       </w:r>
     </w:p>
     <w:p>
@@ -174,11 +246,29 @@
           <w:rFonts w:ascii="Times New Roman" w:hAnsi="Times New Roman" w:cs="Times New Roman"/>
         </w:rPr>
       </w:pPr>
-      <w:r>
-        <w:rPr>
-          <w:rFonts w:ascii="Times New Roman" w:hAnsi="Times New Roman" w:cs="Times New Roman"/>
-        </w:rPr>
-        <w:t>- alkalmas szakmai vizsga- és bemutatási célokra,</w:t>
+      <w:proofErr w:type="spellStart"/>
+      <w:r>
+        <w:rPr>
+          <w:rFonts w:ascii="Times New Roman" w:hAnsi="Times New Roman" w:cs="Times New Roman"/>
+          <w:b/>
+          <w:bCs/>
+        </w:rPr>
+        <w:t>Passwordkey</w:t>
+      </w:r>
+      <w:proofErr w:type="spellEnd"/>
+      <w:r>
+        <w:rPr>
+          <w:rFonts w:ascii="Times New Roman" w:hAnsi="Times New Roman" w:cs="Times New Roman"/>
+          <w:b/>
+          <w:bCs/>
+        </w:rPr>
+        <w:t>:</w:t>
+      </w:r>
+      <w:r>
+        <w:rPr>
+          <w:rFonts w:ascii="Times New Roman" w:hAnsi="Times New Roman" w:cs="Times New Roman"/>
+        </w:rPr>
+        <w:t xml:space="preserve"> „ArcadeManiaSuperSecretKey_32Char”</w:t>
       </w:r>
     </w:p>
     <w:p>
@@ -192,20 +282,34 @@
       <w:r>
         <w:rPr>
           <w:rFonts w:ascii="Times New Roman" w:hAnsi="Times New Roman" w:cs="Times New Roman"/>
-        </w:rPr>
-        <w:t xml:space="preserve">Az Arcade Mania </w:t>
-      </w:r>
-      <w:r>
-        <w:rPr>
-          <w:rFonts w:ascii="Times New Roman" w:hAnsi="Times New Roman" w:cs="Times New Roman"/>
-        </w:rPr>
-        <w:t>3 fő részből áll</w:t>
-      </w:r>
-      <w:r>
-        <w:rPr>
-          <w:rFonts w:ascii="Times New Roman" w:hAnsi="Times New Roman" w:cs="Times New Roman"/>
+          <w:b/>
+          <w:bCs/>
+        </w:rPr>
+        <w:t xml:space="preserve">JWT </w:t>
+      </w:r>
+      <w:proofErr w:type="spellStart"/>
+      <w:r>
+        <w:rPr>
+          <w:rFonts w:ascii="Times New Roman" w:hAnsi="Times New Roman" w:cs="Times New Roman"/>
+          <w:b/>
+          <w:bCs/>
+        </w:rPr>
+        <w:t>key</w:t>
+      </w:r>
+      <w:proofErr w:type="spellEnd"/>
+      <w:r>
+        <w:rPr>
+          <w:rFonts w:ascii="Times New Roman" w:hAnsi="Times New Roman" w:cs="Times New Roman"/>
+          <w:b/>
+          <w:bCs/>
         </w:rPr>
         <w:t>:</w:t>
+      </w:r>
+      <w:r>
+        <w:rPr>
+          <w:rFonts w:ascii="Times New Roman" w:hAnsi="Times New Roman" w:cs="Times New Roman"/>
+        </w:rPr>
+        <w:t xml:space="preserve"> „ArcadeMania_JWT_SuperSecretKey_AtLeast_32_Chars_Long!”</w:t>
       </w:r>
     </w:p>
     <w:p>
@@ -222,7 +326,45 @@
           <w:b/>
           <w:bCs/>
         </w:rPr>
-        <w:t>Frontend</w:t>
+        <w:t xml:space="preserve">JWT </w:t>
+      </w:r>
+      <w:proofErr w:type="spellStart"/>
+      <w:r>
+        <w:rPr>
+          <w:rFonts w:ascii="Times New Roman" w:hAnsi="Times New Roman" w:cs="Times New Roman"/>
+          <w:b/>
+          <w:bCs/>
+        </w:rPr>
+        <w:t>Issuer</w:t>
+      </w:r>
+      <w:proofErr w:type="spellEnd"/>
+      <w:r>
+        <w:rPr>
+          <w:rFonts w:ascii="Times New Roman" w:hAnsi="Times New Roman" w:cs="Times New Roman"/>
+          <w:b/>
+          <w:bCs/>
+        </w:rPr>
+        <w:t>:</w:t>
+      </w:r>
+      <w:r>
+        <w:rPr>
+          <w:rFonts w:ascii="Times New Roman" w:hAnsi="Times New Roman" w:cs="Times New Roman"/>
+        </w:rPr>
+        <w:t xml:space="preserve"> „</w:t>
+      </w:r>
+      <w:proofErr w:type="spellStart"/>
+      <w:r>
+        <w:rPr>
+          <w:rFonts w:ascii="Times New Roman" w:hAnsi="Times New Roman" w:cs="Times New Roman"/>
+        </w:rPr>
+        <w:t>ArcadeManiaAPI</w:t>
+      </w:r>
+      <w:proofErr w:type="spellEnd"/>
+      <w:r>
+        <w:rPr>
+          <w:rFonts w:ascii="Times New Roman" w:hAnsi="Times New Roman" w:cs="Times New Roman"/>
+        </w:rPr>
+        <w:t>”</w:t>
       </w:r>
     </w:p>
     <w:p>
@@ -236,14 +378,48 @@
       <w:r>
         <w:rPr>
           <w:rFonts w:ascii="Times New Roman" w:hAnsi="Times New Roman" w:cs="Times New Roman"/>
-        </w:rPr>
-        <w:t>- React</w:t>
-      </w:r>
-      <w:r>
-        <w:rPr>
-          <w:rFonts w:ascii="Times New Roman" w:hAnsi="Times New Roman" w:cs="Times New Roman"/>
-        </w:rPr>
-        <w:t xml:space="preserve"> keretrendszer</w:t>
+          <w:b/>
+          <w:bCs/>
+        </w:rPr>
+        <w:t xml:space="preserve">JWT </w:t>
+      </w:r>
+      <w:proofErr w:type="spellStart"/>
+      <w:r>
+        <w:rPr>
+          <w:rFonts w:ascii="Times New Roman" w:hAnsi="Times New Roman" w:cs="Times New Roman"/>
+          <w:b/>
+          <w:bCs/>
+        </w:rPr>
+        <w:t>Audience</w:t>
+      </w:r>
+      <w:proofErr w:type="spellEnd"/>
+      <w:r>
+        <w:rPr>
+          <w:rFonts w:ascii="Times New Roman" w:hAnsi="Times New Roman" w:cs="Times New Roman"/>
+          <w:b/>
+          <w:bCs/>
+        </w:rPr>
+        <w:t>:</w:t>
+      </w:r>
+      <w:r>
+        <w:rPr>
+          <w:rFonts w:ascii="Times New Roman" w:hAnsi="Times New Roman" w:cs="Times New Roman"/>
+        </w:rPr>
+        <w:t xml:space="preserve"> „</w:t>
+      </w:r>
+      <w:proofErr w:type="spellStart"/>
+      <w:r>
+        <w:rPr>
+          <w:rFonts w:ascii="Times New Roman" w:hAnsi="Times New Roman" w:cs="Times New Roman"/>
+        </w:rPr>
+        <w:t>ArcadeManiaClient</w:t>
+      </w:r>
+      <w:proofErr w:type="spellEnd"/>
+      <w:r>
+        <w:rPr>
+          <w:rFonts w:ascii="Times New Roman" w:hAnsi="Times New Roman" w:cs="Times New Roman"/>
+        </w:rPr>
+        <w:t>”</w:t>
       </w:r>
     </w:p>
     <w:p>
@@ -260,7 +436,13 @@
           <w:b/>
           <w:bCs/>
         </w:rPr>
-        <w:t>Backend</w:t>
+        <w:t>Admin ServiceKey:</w:t>
+      </w:r>
+      <w:r>
+        <w:rPr>
+          <w:rFonts w:ascii="Times New Roman" w:hAnsi="Times New Roman" w:cs="Times New Roman"/>
+        </w:rPr>
+        <w:t xml:space="preserve"> „ArcadeMania_WPF_ServiceKey_AtLeast_32_Chars!”</w:t>
       </w:r>
     </w:p>
     <w:p>
@@ -269,13 +451,17 @@
         <w:jc w:val="both"/>
         <w:rPr>
           <w:rFonts w:ascii="Times New Roman" w:hAnsi="Times New Roman" w:cs="Times New Roman"/>
+          <w:b/>
+          <w:bCs/>
         </w:rPr>
       </w:pPr>
       <w:r>
         <w:rPr>
           <w:rFonts w:ascii="Times New Roman" w:hAnsi="Times New Roman" w:cs="Times New Roman"/>
-        </w:rPr>
-        <w:t>- ASP.NET Core Web API (C#)</w:t>
+          <w:b/>
+          <w:bCs/>
+        </w:rPr>
+        <w:t>Projekt Github-linkek:</w:t>
       </w:r>
     </w:p>
     <w:p>
@@ -285,134 +471,6 @@
         <w:rPr>
           <w:rFonts w:ascii="Times New Roman" w:hAnsi="Times New Roman" w:cs="Times New Roman"/>
         </w:rPr>
-      </w:pPr>
-      <w:r>
-        <w:rPr>
-          <w:rFonts w:ascii="Times New Roman" w:hAnsi="Times New Roman" w:cs="Times New Roman"/>
-        </w:rPr>
-        <w:t>- WPF admin panel</w:t>
-      </w:r>
-    </w:p>
-    <w:p>
-      <w:pPr>
-        <w:spacing w:line="360" w:lineRule="auto"/>
-        <w:jc w:val="both"/>
-        <w:rPr>
-          <w:rFonts w:ascii="Times New Roman" w:hAnsi="Times New Roman" w:cs="Times New Roman"/>
-        </w:rPr>
-      </w:pPr>
-      <w:r>
-        <w:rPr>
-          <w:rFonts w:ascii="Times New Roman" w:hAnsi="Times New Roman" w:cs="Times New Roman"/>
-          <w:b/>
-          <w:bCs/>
-        </w:rPr>
-        <w:t>Adatbázis</w:t>
-      </w:r>
-    </w:p>
-    <w:p>
-      <w:pPr>
-        <w:spacing w:line="360" w:lineRule="auto"/>
-        <w:jc w:val="both"/>
-        <w:rPr>
-          <w:rFonts w:ascii="Times New Roman" w:hAnsi="Times New Roman" w:cs="Times New Roman"/>
-        </w:rPr>
-      </w:pPr>
-      <w:r>
-        <w:rPr>
-          <w:rFonts w:ascii="Times New Roman" w:hAnsi="Times New Roman" w:cs="Times New Roman"/>
-        </w:rPr>
-        <w:t>-</w:t>
-      </w:r>
-      <w:r>
-        <w:rPr>
-          <w:rFonts w:ascii="Times New Roman" w:hAnsi="Times New Roman" w:cs="Times New Roman"/>
-        </w:rPr>
-        <w:t xml:space="preserve"> (Xampp)</w:t>
-      </w:r>
-      <w:r>
-        <w:rPr>
-          <w:rFonts w:ascii="Times New Roman" w:hAnsi="Times New Roman" w:cs="Times New Roman"/>
-        </w:rPr>
-        <w:t xml:space="preserve"> MySQL</w:t>
-      </w:r>
-    </w:p>
-    <w:p>
-      <w:pPr>
-        <w:spacing w:line="360" w:lineRule="auto"/>
-        <w:jc w:val="both"/>
-        <w:rPr>
-          <w:rFonts w:ascii="Times New Roman" w:hAnsi="Times New Roman" w:cs="Times New Roman"/>
-        </w:rPr>
-      </w:pPr>
-      <w:r>
-        <w:rPr>
-          <w:rFonts w:ascii="Times New Roman" w:hAnsi="Times New Roman" w:cs="Times New Roman"/>
-        </w:rPr>
-        <w:t xml:space="preserve">- Entity Framework Core </w:t>
-      </w:r>
-      <w:r>
-        <w:rPr>
-          <w:rFonts w:ascii="Times New Roman" w:hAnsi="Times New Roman" w:cs="Times New Roman"/>
-        </w:rPr>
-        <w:t>ha</w:t>
-      </w:r>
-      <w:r>
-        <w:rPr>
-          <w:rFonts w:ascii="Times New Roman" w:hAnsi="Times New Roman" w:cs="Times New Roman"/>
-        </w:rPr>
-        <w:t>sz</w:t>
-      </w:r>
-      <w:r>
-        <w:rPr>
-          <w:rFonts w:ascii="Times New Roman" w:hAnsi="Times New Roman" w:cs="Times New Roman"/>
-        </w:rPr>
-        <w:t xml:space="preserve">nálata </w:t>
-      </w:r>
-      <w:r>
-        <w:rPr>
-          <w:rFonts w:ascii="Times New Roman" w:hAnsi="Times New Roman" w:cs="Times New Roman"/>
-        </w:rPr>
-        <w:t>(ORM)</w:t>
-      </w:r>
-    </w:p>
-    <w:p>
-      <w:pPr>
-        <w:spacing w:line="360" w:lineRule="auto"/>
-        <w:jc w:val="both"/>
-        <w:rPr>
-          <w:rFonts w:ascii="Times New Roman" w:hAnsi="Times New Roman" w:cs="Times New Roman"/>
-        </w:rPr>
-      </w:pPr>
-      <w:r>
-        <w:rPr>
-          <w:rFonts w:ascii="Times New Roman" w:hAnsi="Times New Roman" w:cs="Times New Roman"/>
-        </w:rPr>
-        <w:t>Projekt Github-link</w:t>
-      </w:r>
-      <w:r>
-        <w:rPr>
-          <w:rFonts w:ascii="Times New Roman" w:hAnsi="Times New Roman" w:cs="Times New Roman"/>
-        </w:rPr>
-        <w:t>ek</w:t>
-      </w:r>
-      <w:r>
-        <w:rPr>
-          <w:rFonts w:ascii="Times New Roman" w:hAnsi="Times New Roman" w:cs="Times New Roman"/>
-        </w:rPr>
-        <w:t>ek</w:t>
-      </w:r>
-      <w:r>
-        <w:rPr>
-          <w:rFonts w:ascii="Times New Roman" w:hAnsi="Times New Roman" w:cs="Times New Roman"/>
-        </w:rPr>
-        <w:t>:</w:t>
-      </w:r>
-    </w:p>
-    <w:p>
-      <w:pPr>
-        <w:spacing w:line="360" w:lineRule="auto"/>
-        <w:jc w:val="both"/>
       </w:pPr>
       <w:hyperlink r:id="rId4" w:history="1">
         <w:r>
@@ -484,11 +542,15 @@
         <w:jc w:val="both"/>
         <w:rPr>
           <w:rFonts w:ascii="Times New Roman" w:hAnsi="Times New Roman" w:cs="Times New Roman"/>
+          <w:b/>
+          <w:bCs/>
         </w:rPr>
       </w:pPr>
       <w:r>
         <w:rPr>
           <w:rFonts w:ascii="Times New Roman" w:hAnsi="Times New Roman" w:cs="Times New Roman"/>
+          <w:b/>
+          <w:bCs/>
         </w:rPr>
         <w:t>Projekt Trello-link:</w:t>
       </w:r>
@@ -1124,7 +1186,6 @@
   <w:style w:type="character" w:default="1" w:styleId="Bekezdsalapbettpusa">
     <w:name w:val="Default Paragraph Font"/>
     <w:uiPriority w:val="1"/>
-    <w:semiHidden/>
     <w:unhideWhenUsed/>
   </w:style>
   <w:style w:type="table" w:default="1" w:styleId="Normltblzat">
